--- a/docs/AI问书-产品PRD-v1.10.docx
+++ b/docs/AI问书-产品PRD-v1.10.docx
@@ -630,7 +630,7 @@
           <w:color w:val="D92D20"/>
           <w:rFonts w:ascii="Heiti SC" w:cs="Heiti SC" w:eastAsia="Heiti SC" w:hAnsi="Heiti SC"/>
         </w:rPr>
-        <w:t xml:space="preserve">① 自定义注册日的日期回显 chip 移到分段控件左侧 ② 截止文案改白话——可统计节点显示「统计 {注册日}注册的 {样本} 人 · {次日 / 第 7 天 / 第 30 天}是否回来」，待成熟节点显示「{注册日}注册的用户 · 等满 {N} 天（{日期}）后可统计」③ </w:t>
+        <w:t xml:space="preserve">① 自定义注册日的日期回显 chip 移到分段控件左侧 ② 截止文案改白话——可统计节点显示「统计 {注册日}注册的 {样本} 人 · {次日 / 第 7 天 / 第 30 天}是否回来」，未成熟节点显示「尚未到统计时间」+「{注册日}注册的用户 · 等满 {N} 天（{日期}）后可统计」③ </w:t>
       </w:r>
       <w:r>
         <w:rPr>
@@ -1834,7 +1834,7 @@
         <w:rPr>
           <w:rFonts w:ascii="Heiti SC" w:cs="Heiti SC" w:eastAsia="Heiti SC" w:hAnsi="Heiti SC"/>
         </w:rPr>
-        <w:t xml:space="preserve">新建订阅与加油包额度按「占用型（KP / 存储）/ 消耗型（Token）」分组标识；机构详情订阅配额的商务负责人改模糊搜索并前置于套餐筛选；批量生成兑换码弹窗加宽、日历面板完整弹出；新建角色弹窗加宽、删「由创建入口页签决定」文案；「Agent 回答 Prompt 编辑」标注为功能权限并由三态改两态（只读 / 可操作）；全域订单时间筛选对齐机构后台（下单 / 支付 / 兑换三区间、真实过滤）；答案反馈导出按钮统一「导出」；机构详情用量看板卡片标题去「（实时快照）」后缀；机构账户名称创建后不可修改。</w:t>
+        <w:t xml:space="preserve">新建订阅与加油包额度按「占用量（KP / 存储）/ 消耗量（Token）」分组标识；机构详情订阅配额的商务负责人改模糊搜索并前置于套餐筛选；批量生成兑换码弹窗加宽、日历面板完整弹出；新建角色弹窗加宽、删「由创建入口页签决定」文案；「Agent 回答 Prompt 编辑」标注为功能权限并由三态改两态（只读 / 可操作）；全域订单时间筛选对齐机构后台（下单 / 支付 / 兑换三区间、真实过滤）；答案反馈导出按钮统一「导出」；机构详情用量看板卡片标题去「（实时快照）」后缀；机构账户名称创建后不可修改。</w:t>
       </w:r>
     </w:p>
     <w:p>
@@ -2173,7 +2173,7 @@
         <w:rPr>
           <w:rFonts w:ascii="Heiti SC" w:cs="Heiti SC" w:eastAsia="Heiti SC" w:hAnsi="Heiti SC"/>
         </w:rPr>
-        <w:t xml:space="preserve">兑换码增加有效起止时间与机构状态校验；未生效提示“该兑换码尚未到生效时间，请于 {生效时间} 后再试”。会员时长从 max(当前时间, 当前已付费到期时间) 顺延；前台统一文案“支持随时退订，到期赠 72 小时会员缓冲使用期”。移动端会话为滑动7天；手机号冲突不合并账号。</w:t>
+        <w:t xml:space="preserve">兑换码增加「可兑换时间」与机构状态校验；未生效提示“该兑换码尚未到生效时间，请于 {生效时间} 后再试”。会员时长从 max(当前时间, 当前已付费到期时间) 顺延；前台统一文案“支持随时退订，到期赠 72 小时会员缓冲使用期”。移动端会话为滑动7天；手机号冲突不合并账号。</w:t>
       </w:r>
     </w:p>
     <w:p>
@@ -12677,7 +12677,7 @@
         <w:rPr>
           <w:rFonts w:ascii="Heiti SC" w:cs="Heiti SC" w:eastAsia="Heiti SC" w:hAnsi="Heiti SC"/>
         </w:rPr>
-        <w:t xml:space="preserve">。提交后校验批次有效时间与机构状态：未生效提示「该兑换码尚未到生效时间，请于 {生效时间} 后再试」，已过期提示「该兑换码已过期，请联系发码机构」，机构停用提示「机构服务已暂停，请联系发码机构」；成功后权益立即生效。</w:t>
+        <w:t xml:space="preserve">。提交后校验批次「可兑换时间」与机构状态：未生效提示「该兑换码尚未到生效时间，请于 {生效时间} 后再试」，已过期提示「该兑换码已过期，请联系发码机构」，机构停用提示「机构服务已暂停，请联系发码机构」；成功后权益立即生效。</w:t>
       </w:r>
     </w:p>
     <w:p>
@@ -16559,7 +16559,7 @@
         <w:rPr>
           <w:rFonts w:ascii="Heiti SC" w:cs="Heiti SC" w:eastAsia="Heiti SC" w:hAnsi="Heiti SC"/>
         </w:rPr>
-        <w:t xml:space="preserve">批次名称 + 会员时长（1–12个月）+ 兑换有效开始 / 结束时间（必填且开始≤结束）+ 生成数量；兑换码全平台唯一。</w:t>
+        <w:t xml:space="preserve">批次名称 + 会员时长（1–12个月）+ 可兑换时间（开始 / 结束）（必填且开始≤结束）+ 生成数量；兑换码全平台唯一。</w:t>
       </w:r>
     </w:p>
     <w:p>
@@ -16583,7 +16583,7 @@
         <w:rPr>
           <w:rFonts w:ascii="Heiti SC" w:cs="Heiti SC" w:eastAsia="Heiti SC" w:hAnsi="Heiti SC"/>
         </w:rPr>
-        <w:t xml:space="preserve">校验有效起止与机构状态；未到开始时间提示“该兑换码尚未到生效时间，请于 {生效时间} 后再试”，已过期提示“该兑换码已过期，请联系发码机构”，机构停用提示“机构服务已暂停，请联系发码机构”。同一账号多次兑换时，会员时长从 max(当前时间, 当前已付费会员到期时间) 起顺延累加。</w:t>
+        <w:t xml:space="preserve">校验「可兑换时间」与机构状态；未到开始时间提示“该兑换码尚未到生效时间，请于 {生效时间} 后再试”，已过期提示“该兑换码已过期，请联系发码机构”，机构停用提示“机构服务已暂停，请联系发码机构”。同一账号多次兑换时，会员时长从 max(当前时间, 当前已付费会员到期时间) 起顺延累加。</w:t>
       </w:r>
     </w:p>
     <w:p>
@@ -16607,7 +16607,7 @@
         <w:rPr>
           <w:rFonts w:ascii="Heiti SC" w:cs="Heiti SC" w:eastAsia="Heiti SC" w:hAnsi="Heiti SC"/>
         </w:rPr>
-        <w:t xml:space="preserve">弹窗加宽、兑换有效开始 / 结束时间一行完整展示；点击时间字段后日历面板完整弹出可直接选择，不被弹窗裁切、无需滚动。</w:t>
+        <w:t xml:space="preserve">弹窗加宽、可兑换时间（开始 / 结束）一行完整展示；点击时间字段后日历面板完整弹出可直接选择，不被弹窗裁切、无需滚动。</w:t>
       </w:r>
     </w:p>
     <w:p>
@@ -18788,7 +18788,7 @@
         <w:rPr>
           <w:rFonts w:ascii="Heiti SC" w:cs="Heiti SC" w:eastAsia="Heiti SC" w:hAnsi="Heiti SC"/>
         </w:rPr>
-        <w:t xml:space="preserve">KP 数、存储为「占用型」（随内容删除可释放，输入框旁标「占用」）；Token 为「消耗型」（只增不退、订阅周期结束清零重计，标「消耗」）；额度行附一行灰字说明，让填写人明确三个数值计算规则不同。</w:t>
+        <w:t xml:space="preserve">KP 数、存储为「占用量」（随内容删除可释放，输入框旁标「占用」）；Token 为「消耗量」（只增不退、订阅周期结束清零重计，标「消耗」）；额度行附一行灰字说明，让填写人明确三个数值计算规则不同。</w:t>
       </w:r>
     </w:p>
     <w:p>
@@ -22928,7 +22928,7 @@
                 <w:szCs w:val="18"/>
                 <w:rFonts w:ascii="Heiti SC" w:cs="Heiti SC" w:eastAsia="Heiti SC" w:hAnsi="Heiti SC"/>
               </w:rPr>
-              <w:t xml:space="preserve">使用独立 cohort（注册批次）日期筛选。分母=注册批次内去重注册用户，分子=第 N 日有有效行为用户；只纳入已满 N 日的成熟节点，显示样本量与白话截止文案，未成熟节点不显示 0%。</w:t>
+              <w:t xml:space="preserve">使用独立 cohort（注册批次）日期筛选。分母=注册批次内去重注册用户，分子=第 N 日有有效行为用户；只纳入已满 N 日的成熟节点，显示样本量与白话截止文案，未成熟节点不显示 0%，界面显示「尚未到统计时间」并给出预计可统计日期。</w:t>
             </w:r>
             <w:r>
               <w:rPr>
@@ -23049,7 +23049,7 @@
                 <w:szCs w:val="18"/>
                 <w:rFonts w:ascii="Heiti SC" w:cs="Heiti SC" w:eastAsia="Heiti SC" w:hAnsi="Heiti SC"/>
               </w:rPr>
-              <w:t xml:space="preserve">① 自定义 2026-06-01：该日注册 620 人，次日 / 7 日 / 30 日三卡样本同为 620，仅第 30 天未满时显示待成熟。② 近 7 个注册日：次日样本 2,100、7 日 1,953、30 日 1,806（逐节点递减）。</w:t>
+              <w:t xml:space="preserve">① 自定义 2026-06-01：该日注册 620 人，次日 / 7 日 / 30 日三卡样本同为 620，仅第 30 天未满时显示「尚未到统计时间」。② 近 7 个注册日：次日样本 2,100、7 日 1,953、30 日 1,806（逐节点递减）。</w:t>
             </w:r>
           </w:p>
         </w:tc>
@@ -29473,7 +29473,7 @@
                 <w:szCs w:val="18"/>
                 <w:rFonts w:ascii="Heiti SC" w:cs="Heiti SC" w:eastAsia="Heiti SC" w:hAnsi="Heiti SC"/>
               </w:rPr>
-              <w:t xml:space="preserve">兑换码、有效起止、兑换人、兑换时间与权益到期。</w:t>
+              <w:t xml:space="preserve">兑换码、可兑换时间、兑换人、兑换时间与权益到期。</w:t>
             </w:r>
           </w:p>
         </w:tc>
